--- a/images/Project/CP10_FinalReport.docx
+++ b/images/Project/CP10_FinalReport.docx
@@ -55,7 +55,7 @@
       <w:bookmarkEnd w:id="1"/>
       <w:sdt>
         <w:sdtPr>
-          <w:id w:val="206359425"/>
+          <w:id w:val="-2572662"/>
           <w:tag w:val="goog_rdk_0"/>
         </w:sdtPr>
         <w:sdtContent>
@@ -64,7 +64,7 @@
       </w:sdt>
       <w:sdt>
         <w:sdtPr>
-          <w:id w:val="1945288749"/>
+          <w:id w:val="1039363893"/>
           <w:tag w:val="goog_rdk_1"/>
         </w:sdtPr>
         <w:sdtContent>
@@ -108,7 +108,20 @@
           <w:rtl w:val="0"/>
         </w:rPr>
         <w:tab/>
-        <w:t xml:space="preserve">Our intent is to compare two EGI training methods for the purpose of seeking mosquito nests.  The first method will utilize autonomous drones via edge protocols.  The second will utilize near-edge protocols in the form of a truck that controls the drones autonomously.</w:t>
+        <w:t xml:space="preserve">Our intent is to compare two EGI training methods for the purpose of seeking mosquito nests.  The first method will utilize autonomous drones via edge protocols.  The second will utilize near-edge protocols in the form of a truck that controls the drones autonomously.  The models are trained with Minnesota wetland geographic survey data in order to seek a specific location where mosquitos are known to occupy and repopulate.  While a goal is usually determined by collecting data in the environment, our experiment’s goal is to compare communication disruptions and keeps the goal simpler to train for.</w:t>
+      </w:r>
+    </w:p>
+    <w:p>
+      <w:pPr>
+        <w:spacing w:after="80" w:before="80" w:line="240" w:lineRule="auto"/>
+        <w:rPr>
+          <w:rFonts w:ascii="Arial" w:cs="Arial" w:eastAsia="Arial" w:hAnsi="Arial"/>
+        </w:rPr>
+      </w:pPr>
+      <w:r>
+        <w:rPr>
+          <w:rtl w:val="0"/>
+        </w:rPr>
       </w:r>
     </w:p>
     <w:p>
@@ -150,29 +163,12 @@
           <w:rFonts w:ascii="Arial" w:cs="Arial" w:eastAsia="Arial" w:hAnsi="Arial"/>
           <w:rtl w:val="0"/>
         </w:rPr>
-        <w:t xml:space="preserve">One area where this technology is likely going to become critical is environmental preservation and adaptation.  The most recent (2022) report of the IPCC indicates that various natural and developed ecosystems are all subject to adverse impacts from the changes in the climate caused by greenhouse gas emissions from human enterprises should the global average temperature reach 1.5⁰C above the global average in the pre-industrial era [6].  You can observe Figure SPM.2, which was taken directly from the IPCC’s Sixth Assessment Report, on the next page to see how various systems are expected to be affected by climate change.</w:t>
-      </w:r>
-    </w:p>
-    <w:p>
-      <w:pPr>
-        <w:spacing w:after="80" w:before="80" w:line="240" w:lineRule="auto"/>
-        <w:ind w:firstLine="720"/>
-        <w:rPr>
-          <w:rFonts w:ascii="Arial" w:cs="Arial" w:eastAsia="Arial" w:hAnsi="Arial"/>
-        </w:rPr>
-      </w:pPr>
-      <w:r>
-        <w:rPr>
-          <w:rFonts w:ascii="Arial" w:cs="Arial" w:eastAsia="Arial" w:hAnsi="Arial"/>
-          <w:rtl w:val="0"/>
-        </w:rPr>
-        <w:t xml:space="preserve">One significant expected trend is that terrestrial ecosystems across the globe are highly likely to experience attribution from climate change.  In addition, the North American, European, Small Island and Arctic regions are all highly likely to experience attributions from climate change.  It is also clear that nearly all cities, infrastructure, health and (human) wellbeing are expected to experience adverse impacts without notable positives.  Based on these trends, should they come to pass, we can expect that managing these risks will involve deciding whether to prioritize human systems or ecosystems.</w:t>
-      </w:r>
-    </w:p>
-    <w:p>
-      <w:pPr>
-        <w:spacing w:after="80" w:before="80" w:line="240" w:lineRule="auto"/>
-        <w:ind w:left="0" w:firstLine="0"/>
+        <w:t xml:space="preserve">One area where this technology is likely going to become critical is environmental preservation and adaptation.  The most recent (2022) report of the IPCC indicates that various natural and developed ecosystems are all subject to adverse impacts from the changes in the climate caused by greenhouse gas emissions from human enterprises should the global average temperature reach 1.5⁰C above the global average in the pre-industrial era [6].  You can observe how various systems are expected to be affected by climate change in Figure SPM.2, shown below.  This visualization was taken directly from the IPCC’s Sixth Assessment Report [6].</w:t>
+      </w:r>
+    </w:p>
+    <w:p>
+      <w:pPr>
+        <w:spacing w:after="80" w:before="80" w:line="240" w:lineRule="auto"/>
         <w:rPr>
           <w:rFonts w:ascii="Arial" w:cs="Arial" w:eastAsia="Arial" w:hAnsi="Arial"/>
         </w:rPr>
@@ -185,7 +181,7 @@
           <wp:inline distB="0" distT="0" distL="0" distR="0">
             <wp:extent cx="2743200" cy="3340100"/>
             <wp:effectExtent b="0" l="0" r="0" t="0"/>
-            <wp:docPr id="3" name="image3.png"/>
+            <wp:docPr id="2" name="image3.png"/>
             <a:graphic>
               <a:graphicData uri="http://schemas.openxmlformats.org/drawingml/2006/picture">
                 <pic:pic>
@@ -233,6 +229,36 @@
           <w:rFonts w:ascii="Arial" w:cs="Arial" w:eastAsia="Arial" w:hAnsi="Arial"/>
           <w:rtl w:val="0"/>
         </w:rPr>
+        <w:t xml:space="preserve">One significant expected trend is that terrestrial ecosystems across the globe are highly likely to experience attribution from climate change.  In addition, the North American, European, Small Island and Arctic regions are all highly likely to experience attributions from climate change.  It is also clear that nearly all cities, infrastructure, health and (human) wellbeing are expected to experience adverse impacts without notable positives.  Based on these trends, should they come to pass, we can expect that managing these risks will involve deciding whether to prioritize human systems or ecosystems.</w:t>
+      </w:r>
+    </w:p>
+    <w:p>
+      <w:pPr>
+        <w:spacing w:after="80" w:before="80" w:line="240" w:lineRule="auto"/>
+        <w:ind w:left="0" w:firstLine="0"/>
+        <w:rPr>
+          <w:rFonts w:ascii="Arial" w:cs="Arial" w:eastAsia="Arial" w:hAnsi="Arial"/>
+        </w:rPr>
+      </w:pPr>
+      <w:r>
+        <w:rPr>
+          <w:rtl w:val="0"/>
+        </w:rPr>
+      </w:r>
+    </w:p>
+    <w:p>
+      <w:pPr>
+        <w:spacing w:after="80" w:before="80" w:line="240" w:lineRule="auto"/>
+        <w:ind w:firstLine="720"/>
+        <w:rPr>
+          <w:rFonts w:ascii="Arial" w:cs="Arial" w:eastAsia="Arial" w:hAnsi="Arial"/>
+        </w:rPr>
+      </w:pPr>
+      <w:r>
+        <w:rPr>
+          <w:rFonts w:ascii="Arial" w:cs="Arial" w:eastAsia="Arial" w:hAnsi="Arial"/>
+          <w:rtl w:val="0"/>
+        </w:rPr>
         <w:t xml:space="preserve">Three years after the IPCC Sixth Report, studies had reported that we were likely to pass the 1.5⁰C threshold within a 20-year period [7] and that global temperature trends over a consecutive 12-month period are indicative of being on track to passing 1.5⁰C [8].  Assuming the assessments from these studies were correct, resource management is going to become critical in the coming decades.  Human resources are particularly going to become increasingly strained for availability, as expertise and adaptability will be indispensable for handling multiple crises of different and overlapping varieties.  Automation will be necessary to both free resources up and fill in gaps where people are not available to help.</w:t>
       </w:r>
     </w:p>
@@ -366,7 +392,59 @@
           <w:rFonts w:ascii="Arial" w:cs="Arial" w:eastAsia="Arial" w:hAnsi="Arial"/>
           <w:rtl w:val="0"/>
         </w:rPr>
-        <w:t xml:space="preserve">Consider the following chart from a BBC article detailing the current British Royal Family [10].  Each family member has a name, a title of royalty, a picture of them when available, lines connecting them based on succession and direct descendance, and are positioned by their spouses.  We can translate this to a graph by treating each person in the family as a node, with attributes tied to their name, title, if they are in the line of succession, and any details contained in the photos.  Vertices would represent familial relationships such as being a spouse, a sibling, who descends from them and who they are descendants from.  Whether a family member is in the line of succession can be represented as either an attribute on the nodes or as an attribute of the vertices.  Which representation we would prefer depends on the intended purpose of the graph we wish to construct.</w:t>
+        <w:t xml:space="preserve">Consider the chart on the right from a BBC article detailing the current British Royal Family [10].  Each family member has a name, a title of royalty, a picture of them when available, lines connecting them based on succession and direct descendance, and are positioned by their spouses.  We can translate this to a graph by treating each person in the family as a node, with attributes tied to their name, title, if they are in the line of succession, and any details contained in the photos.  Vertices would represent familial relationships such as being a spouse, a sibling, who descends from them and who they are descendants from.  Whether a family member is in the line of succession can be represented as either an attribute on the nodes or as an attribute of the vertices.  Which representation we would prefer depends on the intended purpose of the graph we wish to construct.</w:t>
+      </w:r>
+    </w:p>
+    <w:p>
+      <w:pPr>
+        <w:spacing w:after="80" w:before="80" w:line="240" w:lineRule="auto"/>
+        <w:ind w:left="0" w:firstLine="0"/>
+        <w:rPr>
+          <w:rFonts w:ascii="Arial" w:cs="Arial" w:eastAsia="Arial" w:hAnsi="Arial"/>
+        </w:rPr>
+      </w:pPr>
+      <w:r>
+        <w:rPr>
+          <w:rtl w:val="0"/>
+        </w:rPr>
+      </w:r>
+    </w:p>
+    <w:p>
+      <w:pPr>
+        <w:spacing w:after="80" w:before="80" w:line="240" w:lineRule="auto"/>
+        <w:ind w:firstLine="720"/>
+        <w:rPr>
+          <w:rFonts w:ascii="Arial" w:cs="Arial" w:eastAsia="Arial" w:hAnsi="Arial"/>
+        </w:rPr>
+      </w:pPr>
+      <w:r>
+        <w:rPr>
+          <w:rFonts w:ascii="Arial" w:cs="Arial" w:eastAsia="Arial" w:hAnsi="Arial"/>
+          <w:u w:val="single"/>
+          <w:rtl w:val="0"/>
+        </w:rPr>
+        <w:t xml:space="preserve">Graph Intelligence (GI) Models</w:t>
+      </w:r>
+      <w:r>
+        <w:rPr>
+          <w:rtl w:val="0"/>
+        </w:rPr>
+      </w:r>
+    </w:p>
+    <w:p>
+      <w:pPr>
+        <w:spacing w:after="80" w:before="80" w:line="240" w:lineRule="auto"/>
+        <w:ind w:firstLine="720"/>
+        <w:rPr>
+          <w:rFonts w:ascii="Arial" w:cs="Arial" w:eastAsia="Arial" w:hAnsi="Arial"/>
+        </w:rPr>
+      </w:pPr>
+      <w:r>
+        <w:rPr>
+          <w:rFonts w:ascii="Arial" w:cs="Arial" w:eastAsia="Arial" w:hAnsi="Arial"/>
+          <w:rtl w:val="0"/>
+        </w:rPr>
+        <w:t xml:space="preserve">Graph intelligence (GI) models treat graphs as input and output either node predictions, vertex predictions or graph predictions.  Node predictions are predictions about attribute changes for each node.  Vertex predictions are predictions on relationships between the existing nodes on the input graphs.  Graph predictions are where an entire graph is provided as output.</w:t>
       </w:r>
     </w:p>
     <w:p>
@@ -383,14 +461,14 @@
         </w:rPr>
         <w:drawing>
           <wp:inline distB="0" distT="0" distL="0" distR="0">
-            <wp:extent cx="2743200" cy="3670300"/>
+            <wp:extent cx="2614613" cy="3486150"/>
             <wp:effectExtent b="0" l="0" r="0" t="0"/>
-            <wp:docPr id="6" name="image7.png"/>
+            <wp:docPr id="1" name="image1.png"/>
             <a:graphic>
               <a:graphicData uri="http://schemas.openxmlformats.org/drawingml/2006/picture">
                 <pic:pic>
                   <pic:nvPicPr>
-                    <pic:cNvPr id="0" name="image7.png"/>
+                    <pic:cNvPr id="0" name="image1.png"/>
                     <pic:cNvPicPr preferRelativeResize="0"/>
                   </pic:nvPicPr>
                   <pic:blipFill>
@@ -403,7 +481,7 @@
                   <pic:spPr>
                     <a:xfrm>
                       <a:off x="0" y="0"/>
-                      <a:ext cx="2743200" cy="3670300"/>
+                      <a:ext cx="2614613" cy="3486150"/>
                     </a:xfrm>
                     <a:prstGeom prst="rect"/>
                     <a:ln/>
@@ -423,45 +501,7 @@
     <w:p>
       <w:pPr>
         <w:spacing w:after="80" w:before="80" w:line="240" w:lineRule="auto"/>
-        <w:ind w:firstLine="720"/>
-        <w:rPr>
-          <w:rFonts w:ascii="Arial" w:cs="Arial" w:eastAsia="Arial" w:hAnsi="Arial"/>
-        </w:rPr>
-      </w:pPr>
-      <w:r>
-        <w:rPr>
-          <w:rFonts w:ascii="Arial" w:cs="Arial" w:eastAsia="Arial" w:hAnsi="Arial"/>
-          <w:u w:val="single"/>
-          <w:rtl w:val="0"/>
-        </w:rPr>
-        <w:t xml:space="preserve">Graph Intelligence (GI) Models</w:t>
-      </w:r>
-      <w:r>
-        <w:rPr>
-          <w:rtl w:val="0"/>
-        </w:rPr>
-      </w:r>
-    </w:p>
-    <w:p>
-      <w:pPr>
-        <w:spacing w:after="80" w:before="80" w:line="240" w:lineRule="auto"/>
-        <w:ind w:firstLine="720"/>
-        <w:rPr>
-          <w:rFonts w:ascii="Arial" w:cs="Arial" w:eastAsia="Arial" w:hAnsi="Arial"/>
-        </w:rPr>
-      </w:pPr>
-      <w:r>
-        <w:rPr>
-          <w:rFonts w:ascii="Arial" w:cs="Arial" w:eastAsia="Arial" w:hAnsi="Arial"/>
-          <w:rtl w:val="0"/>
-        </w:rPr>
-        <w:t xml:space="preserve">Graph intelligence (GI) models treat graphs as input and output either node predictions, vertex predictions or graph predictions.  Node predictions are predictions about attribute changes for each node.  Vertex predictions are predictions on relationships between the existing nodes on the input graphs.  Graph predictions are where an entire graph is provided as output.</w:t>
-      </w:r>
-    </w:p>
-    <w:p>
-      <w:pPr>
-        <w:spacing w:after="80" w:before="80" w:line="240" w:lineRule="auto"/>
-        <w:ind w:firstLine="720"/>
+        <w:ind w:left="0" w:firstLine="720"/>
         <w:rPr>
           <w:rFonts w:ascii="Arial" w:cs="Arial" w:eastAsia="Arial" w:hAnsi="Arial"/>
         </w:rPr>
@@ -489,12 +529,12 @@
           <wp:inline distB="0" distT="0" distL="0" distR="0">
             <wp:extent cx="2743200" cy="812800"/>
             <wp:effectExtent b="0" l="0" r="0" t="0"/>
-            <wp:docPr id="5" name="image1.png"/>
+            <wp:docPr id="6" name="image5.png"/>
             <a:graphic>
               <a:graphicData uri="http://schemas.openxmlformats.org/drawingml/2006/picture">
                 <pic:pic>
                   <pic:nvPicPr>
-                    <pic:cNvPr id="0" name="image1.png"/>
+                    <pic:cNvPr id="0" name="image5.png"/>
                     <pic:cNvPicPr preferRelativeResize="0"/>
                   </pic:nvPicPr>
                   <pic:blipFill>
@@ -585,12 +625,12 @@
           <wp:inline distB="114300" distT="114300" distL="114300" distR="114300">
             <wp:extent cx="2743200" cy="2819400"/>
             <wp:effectExtent b="0" l="0" r="0" t="0"/>
-            <wp:docPr id="1" name="image2.png"/>
+            <wp:docPr id="3" name="image7.png"/>
             <a:graphic>
               <a:graphicData uri="http://schemas.openxmlformats.org/drawingml/2006/picture">
                 <pic:pic>
                   <pic:nvPicPr>
-                    <pic:cNvPr id="0" name="image2.png"/>
+                    <pic:cNvPr id="0" name="image7.png"/>
                     <pic:cNvPicPr preferRelativeResize="0"/>
                   </pic:nvPicPr>
                   <pic:blipFill>
@@ -877,12 +917,12 @@
           <wp:inline distB="0" distT="0" distL="114300" distR="114300">
             <wp:extent cx="2676525" cy="1245123"/>
             <wp:effectExtent b="0" l="0" r="0" t="0"/>
-            <wp:docPr id="2" name="image5.png"/>
+            <wp:docPr id="4" name="image4.png"/>
             <a:graphic>
               <a:graphicData uri="http://schemas.openxmlformats.org/drawingml/2006/picture">
                 <pic:pic>
                   <pic:nvPicPr>
-                    <pic:cNvPr id="0" name="image5.png"/>
+                    <pic:cNvPr id="0" name="image4.png"/>
                     <pic:cNvPicPr preferRelativeResize="0"/>
                   </pic:nvPicPr>
                   <pic:blipFill>
@@ -2074,12 +2114,12 @@
           <wp:inline distB="114300" distT="114300" distL="114300" distR="114300">
             <wp:extent cx="2743200" cy="977900"/>
             <wp:effectExtent b="0" l="0" r="0" t="0"/>
-            <wp:docPr id="4" name="image6.png"/>
+            <wp:docPr id="5" name="image2.png"/>
             <a:graphic>
               <a:graphicData uri="http://schemas.openxmlformats.org/drawingml/2006/picture">
                 <pic:pic>
                   <pic:nvPicPr>
-                    <pic:cNvPr id="0" name="image6.png"/>
+                    <pic:cNvPr id="0" name="image2.png"/>
                     <pic:cNvPicPr preferRelativeResize="0"/>
                   </pic:nvPicPr>
                   <pic:blipFill>
@@ -2261,12 +2301,12 @@
           <wp:inline distB="114300" distT="114300" distL="114300" distR="114300">
             <wp:extent cx="2743200" cy="1651000"/>
             <wp:effectExtent b="0" l="0" r="0" t="0"/>
-            <wp:docPr id="7" name="image4.png"/>
+            <wp:docPr id="7" name="image6.png"/>
             <a:graphic>
               <a:graphicData uri="http://schemas.openxmlformats.org/drawingml/2006/picture">
                 <pic:pic>
                   <pic:nvPicPr>
-                    <pic:cNvPr id="0" name="image4.png"/>
+                    <pic:cNvPr id="0" name="image6.png"/>
                     <pic:cNvPicPr preferRelativeResize="0"/>
                   </pic:nvPicPr>
                   <pic:blipFill>
@@ -3897,38 +3937,6 @@
         </w:rPr>
       </w:r>
     </w:p>
-    <w:p>
-      <w:pPr>
-        <w:keepNext w:val="0"/>
-        <w:keepLines w:val="0"/>
-        <w:pageBreakBefore w:val="0"/>
-        <w:widowControl w:val="1"/>
-        <w:numPr>
-          <w:ilvl w:val="0"/>
-          <w:numId w:val="1"/>
-        </w:numPr>
-        <w:pBdr>
-          <w:top w:space="0" w:sz="0" w:val="nil"/>
-          <w:left w:space="0" w:sz="0" w:val="nil"/>
-          <w:bottom w:space="0" w:sz="0" w:val="nil"/>
-          <w:right w:space="0" w:sz="0" w:val="nil"/>
-          <w:between w:space="0" w:sz="0" w:val="nil"/>
-        </w:pBdr>
-        <w:shd w:fill="auto" w:val="clear"/>
-        <w:spacing w:after="80" w:before="80" w:line="240" w:lineRule="auto"/>
-        <w:ind w:left="720" w:right="0" w:hanging="360"/>
-        <w:jc w:val="left"/>
-        <w:rPr>
-          <w:rFonts w:ascii="Arial" w:cs="Arial" w:eastAsia="Arial" w:hAnsi="Arial"/>
-          <w:u w:val="none"/>
-        </w:rPr>
-      </w:pPr>
-      <w:r>
-        <w:rPr>
-          <w:rtl w:val="0"/>
-        </w:rPr>
-      </w:r>
-    </w:p>
     <w:sectPr>
       <w:type w:val="continuous"/>
       <w:pgSz w:h="15840" w:w="12240" w:orient="portrait"/>
@@ -4059,8 +4067,8 @@
 
 <file path=word/commentsExtended.xml><?xml version="1.0" encoding="utf-8"?>
 <w15:commentsEx xmlns:mc="http://schemas.openxmlformats.org/markup-compatibility/2006" xmlns:o="urn:schemas-microsoft-com:office:office" xmlns:r="http://schemas.openxmlformats.org/officeDocument/2006/relationships" xmlns:m="http://schemas.openxmlformats.org/officeDocument/2006/math" xmlns:v="urn:schemas-microsoft-com:vml" xmlns:wp="http://schemas.openxmlformats.org/drawingml/2006/wordprocessingDrawing" xmlns:w10="urn:schemas-microsoft-com:office:word" xmlns:w="http://schemas.openxmlformats.org/wordprocessingml/2006/main" xmlns:wne="http://schemas.microsoft.com/office/word/2006/wordml" xmlns:sl="http://schemas.openxmlformats.org/schemaLibrary/2006/main" xmlns:a="http://schemas.openxmlformats.org/drawingml/2006/main" xmlns:pic="http://schemas.openxmlformats.org/drawingml/2006/picture" xmlns:c="http://schemas.openxmlformats.org/drawingml/2006/chart" xmlns:lc="http://schemas.openxmlformats.org/drawingml/2006/lockedCanvas" xmlns:dgm="http://schemas.openxmlformats.org/drawingml/2006/diagram" xmlns:wps="http://schemas.microsoft.com/office/word/2010/wordprocessingShape" xmlns:wpg="http://schemas.microsoft.com/office/word/2010/wordprocessingGroup" xmlns:w14="http://schemas.microsoft.com/office/word/2010/wordml" xmlns:w15="http://schemas.microsoft.com/office/word/2012/wordml" xmlns:w16="http://schemas.microsoft.com/office/word/2018/wordml" xmlns:w16cex="http://schemas.microsoft.com/office/word/2018/wordml/cex" xmlns:w16cid="http://schemas.microsoft.com/office/word/2016/wordml/cid" xmlns="http://schemas.microsoft.com/office/tasks/2019/documenttasks" xmlns:cr="http://schemas.microsoft.com/office/comments/2020/reactions">
-  <w15:commentEx w15:paraId="0000007E" w15:done="0"/>
-  <w15:commentEx w15:paraId="0000007F" w15:paraIdParent="0000007E" w15:done="0"/>
+  <w15:commentEx w15:paraId="00000080" w15:done="0"/>
+  <w15:commentEx w15:paraId="00000081" w15:paraIdParent="00000080" w15:done="0"/>
 </w15:commentsEx>
 </file>
 
